--- a/Hassan-Ismail-Resume.docx
+++ b/Hassan-Ismail-Resume.docx
@@ -34,7 +34,7 @@
           <w:sz w:val="22"/>
           <w:szCs w:val="22"/>
         </w:rPr>
-        <w:t xml:space="preserve">Network &amp; Security Engineer  |  CS &amp; AI Student</w:t>
+        <w:t xml:space="preserve">CS &amp; AI Student  |  Network &amp; Security Engineer</w:t>
       </w:r>
     </w:p>
     <w:p>
@@ -93,7 +93,7 @@
         <w:spacing w:after="160"/>
         <w:jc w:val="center"/>
       </w:pPr>
-      <w:hyperlink w:history="1" r:id="rId7u_4ay-bupb0fly24dzfd">
+      <w:hyperlink w:history="1" r:id="rId39cfxyenlrpqoiwjoj1o9">
         <w:r>
           <w:rPr>
             <w:rFonts w:ascii="Calibri" w:cs="Calibri" w:eastAsia="Calibri" w:hAnsi="Calibri"/>
@@ -114,7 +114,7 @@
         </w:rPr>
         <w:t xml:space="preserve">   ·  </w:t>
       </w:r>
-      <w:hyperlink w:history="1" r:id="rId4wdvwwcgegk3thp1lvg5o">
+      <w:hyperlink w:history="1" r:id="rIdihgaj6hoj3uzzpmodsfx7">
         <w:r>
           <w:rPr>
             <w:rFonts w:ascii="Calibri" w:cs="Calibri" w:eastAsia="Calibri" w:hAnsi="Calibri"/>

--- a/Hassan-Ismail-Resume.docx
+++ b/Hassan-Ismail-Resume.docx
@@ -93,7 +93,7 @@
         <w:spacing w:after="160"/>
         <w:jc w:val="center"/>
       </w:pPr>
-      <w:hyperlink w:history="1" r:id="rId39cfxyenlrpqoiwjoj1o9">
+      <w:hyperlink w:history="1" r:id="rIdpxix9s3i4wexk1r6gqrcb">
         <w:r>
           <w:rPr>
             <w:rFonts w:ascii="Calibri" w:cs="Calibri" w:eastAsia="Calibri" w:hAnsi="Calibri"/>
@@ -114,7 +114,7 @@
         </w:rPr>
         <w:t xml:space="preserve">   ·  </w:t>
       </w:r>
-      <w:hyperlink w:history="1" r:id="rIdihgaj6hoj3uzzpmodsfx7">
+      <w:hyperlink w:history="1" r:id="rIdn3n6jzjf9emxunuslrkba">
         <w:r>
           <w:rPr>
             <w:rFonts w:ascii="Calibri" w:cs="Calibri" w:eastAsia="Calibri" w:hAnsi="Calibri"/>
@@ -126,6 +126,27 @@
           <w:t xml:space="preserve">themodsstealer.github.io/Portfolio</w:t>
         </w:r>
       </w:hyperlink>
+      <w:r>
+        <w:rPr>
+          <w:rFonts w:ascii="Calibri" w:cs="Calibri" w:eastAsia="Calibri" w:hAnsi="Calibri"/>
+          <w:color w:val="5B5B5B"/>
+          <w:sz w:val="18"/>
+          <w:szCs w:val="18"/>
+        </w:rPr>
+        <w:t xml:space="preserve">   ·  </w:t>
+      </w:r>
+      <w:hyperlink w:history="1" r:id="rIdt2nnntpxfinjorn_cbyur">
+        <w:r>
+          <w:rPr>
+            <w:rFonts w:ascii="Calibri" w:cs="Calibri" w:eastAsia="Calibri" w:hAnsi="Calibri"/>
+            <w:color w:val="0E7C4A"/>
+            <w:sz w:val="18"/>
+            <w:szCs w:val="18"/>
+            <w:u w:val="single"/>
+          </w:rPr>
+          <w:t xml:space="preserve">github.com/themodsstealer</w:t>
+        </w:r>
+      </w:hyperlink>
     </w:p>
     <w:p>
       <w:pPr>
@@ -413,16 +434,41 @@
           <w:sz w:val="21"/>
           <w:szCs w:val="21"/>
         </w:rPr>
-        <w:t xml:space="preserve">Tools &amp; Languages:  </w:t>
-      </w:r>
-      <w:r>
-        <w:rPr>
-          <w:rFonts w:ascii="Calibri" w:cs="Calibri" w:eastAsia="Calibri" w:hAnsi="Calibri"/>
-          <w:color w:val="1A1A1A"/>
-          <w:sz w:val="21"/>
-          <w:szCs w:val="21"/>
-        </w:rPr>
-        <w:t xml:space="preserve">FortiOS / FortiGate, C++, Python</w:t>
+        <w:t xml:space="preserve">Languages:  </w:t>
+      </w:r>
+      <w:r>
+        <w:rPr>
+          <w:rFonts w:ascii="Calibri" w:cs="Calibri" w:eastAsia="Calibri" w:hAnsi="Calibri"/>
+          <w:color w:val="1A1A1A"/>
+          <w:sz w:val="21"/>
+          <w:szCs w:val="21"/>
+        </w:rPr>
+        <w:t xml:space="preserve">C++, Python, HTML, CSS</w:t>
+      </w:r>
+    </w:p>
+    <w:p>
+      <w:pPr>
+        <w:spacing w:after="60"/>
+      </w:pPr>
+      <w:r>
+        <w:rPr>
+          <w:rFonts w:ascii="Calibri" w:cs="Calibri" w:eastAsia="Calibri" w:hAnsi="Calibri"/>
+          <w:b/>
+          <w:bCs/>
+          <w:color w:val="1A1A1A"/>
+          <w:sz w:val="21"/>
+          <w:szCs w:val="21"/>
+        </w:rPr>
+        <w:t xml:space="preserve">Tools:  </w:t>
+      </w:r>
+      <w:r>
+        <w:rPr>
+          <w:rFonts w:ascii="Calibri" w:cs="Calibri" w:eastAsia="Calibri" w:hAnsi="Calibri"/>
+          <w:color w:val="1A1A1A"/>
+          <w:sz w:val="21"/>
+          <w:szCs w:val="21"/>
+        </w:rPr>
+        <w:t xml:space="preserve">FortiOS / FortiGate, Cisco Packet Tracer, EVE-NG</w:t>
       </w:r>
     </w:p>
     <w:p>
@@ -501,6 +547,71 @@
           <w:szCs w:val="19"/>
         </w:rPr>
         <w:t xml:space="preserve">APPLIED PROJECT EXAMPLE</w:t>
+      </w:r>
+    </w:p>
+    <w:p>
+      <w:pPr>
+        <w:spacing w:after="50" w:before="140"/>
+      </w:pPr>
+      <w:r>
+        <w:rPr>
+          <w:rFonts w:ascii="Calibri" w:cs="Calibri" w:eastAsia="Calibri" w:hAnsi="Calibri"/>
+          <w:b/>
+          <w:bCs/>
+          <w:color w:val="1A1A1A"/>
+          <w:sz w:val="21"/>
+          <w:szCs w:val="21"/>
+        </w:rPr>
+        <w:t xml:space="preserve">Firewall Policy Engine</w:t>
+      </w:r>
+      <w:r>
+        <w:rPr>
+          <w:rFonts w:ascii="Calibri" w:cs="Calibri" w:eastAsia="Calibri" w:hAnsi="Calibri"/>
+          <w:i/>
+          <w:iCs/>
+          <w:color w:val="5B5B5B"/>
+          <w:sz w:val="18"/>
+          <w:szCs w:val="18"/>
+        </w:rPr>
+        <w:t xml:space="preserve">   — C++, personal project</w:t>
+      </w:r>
+    </w:p>
+    <w:p>
+      <w:pPr>
+        <w:pStyle w:val="ListParagraph"/>
+        <w:numPr>
+          <w:ilvl w:val="0"/>
+          <w:numId w:val="1"/>
+        </w:numPr>
+        <w:spacing w:after="40"/>
+      </w:pPr>
+      <w:r>
+        <w:rPr>
+          <w:rFonts w:ascii="Calibri" w:cs="Calibri" w:eastAsia="Calibri" w:hAnsi="Calibri"/>
+          <w:color w:val="1A1A1A"/>
+          <w:sz w:val="21"/>
+          <w:szCs w:val="21"/>
+        </w:rPr>
+        <w:t xml:space="preserve">Built a rule-based firewall engine from scratch in C++: loads ACL-style policy from a file, evaluates packets against source/destination subnet (CIDR bitmask matching), protocol, and port range.</w:t>
+      </w:r>
+    </w:p>
+    <w:p>
+      <w:pPr>
+        <w:pStyle w:val="ListParagraph"/>
+        <w:numPr>
+          <w:ilvl w:val="0"/>
+          <w:numId w:val="1"/>
+        </w:numPr>
+        <w:spacing w:after="40"/>
+      </w:pPr>
+      <w:r>
+        <w:rPr>
+          <w:rFonts w:ascii="Calibri" w:cs="Calibri" w:eastAsia="Calibri" w:hAnsi="Calibri"/>
+          <w:color w:val="1A1A1A"/>
+          <w:sz w:val="21"/>
+          <w:szCs w:val="21"/>
+        </w:rPr>
+        <w:t xml:space="preserve">Implements first-match-wins policy evaluation with implicit deny, plus a per-rule trace mode reporting exactly which condition(s) caused a match or rejection.</w:t>
       </w:r>
     </w:p>
     <w:p>
